--- a/public/templates/report-instrument-qualification-summary.docx
+++ b/public/templates/report-instrument-qualification-summary.docx
@@ -655,7 +655,7 @@
                 <w:rFonts w:ascii="Consolas" w:hAnsi="Consolas"/>
                 <w:sz w:val="20"/>
               </w:rPr>
-              <w:t>&lt;&lt;FILL: Group A (standard apparatus), B (standard equipment, established requirements), or C (instruments requiring full DQ/IQ/OQ/PQ)&gt;&gt;</w:t>
+              <w:t>&lt;&lt;FILL: pick the group per USP &lt;1058&gt;: Group A for simple non-measuring apparatus, Group B for routine instruments verified against firm specifications, or Group C for complex instruments needing the full DQ/IQ/OQ/PQ lifecycle&gt;&gt;</w:t>
             </w:r>
           </w:p>
         </w:tc>
